--- a/file/report/IAMB_PlantillaInformeTecnico.docx
+++ b/file/report/IAMB_PlantillaInformeTecnico.docx
@@ -202,7 +202,7 @@
     <w:p>
       <w:pPr>
         <w:rPr>
-          <w:color w:val="C00000"/>
+          <w:color w:val="auto"/>
           <w:sz w:val="16"/>
           <w:szCs w:val="16"/>
         </w:rPr>
@@ -211,42 +211,24 @@
         <w:rPr>
           <w:b/>
           <w:bCs/>
-          <w:color w:val="C00000"/>
+          <w:color w:val="auto"/>
           <w:sz w:val="16"/>
           <w:szCs w:val="16"/>
         </w:rPr>
-        <w:t>I</w:t>
+        <w:t>Informe técnico</w:t>
       </w:r>
       <w:r>
         <w:rPr>
-          <w:b/>
-          <w:bCs/>
-          <w:color w:val="C00000"/>
+          <w:color w:val="auto"/>
           <w:sz w:val="16"/>
           <w:szCs w:val="16"/>
         </w:rPr>
-        <w:t>nforme técnico</w:t>
-      </w:r>
-      <w:r>
-        <w:rPr>
-          <w:color w:val="C00000"/>
-          <w:sz w:val="16"/>
-          <w:szCs w:val="16"/>
-        </w:rPr>
-        <w:t>:</w:t>
-      </w:r>
-      <w:r>
-        <w:rPr>
-          <w:color w:val="C00000"/>
-          <w:sz w:val="16"/>
-          <w:szCs w:val="16"/>
-        </w:rPr>
-        <w:t xml:space="preserve"> solo será válido si en cada una de las capturas de pantalla se observa su código de alumno </w:t>
+        <w:t xml:space="preserve">: solo será válido si en cada una de las capturas de pantalla se observa su código de alumno </w:t>
       </w:r>
       <w:r>
         <w:rPr>
           <w:rFonts w:eastAsia="Calibri"/>
-          <w:color w:val="C00000"/>
+          <w:color w:val="auto"/>
           <w:sz w:val="16"/>
           <w:szCs w:val="16"/>
           <w:lang w:val="es-CO" w:eastAsia="en-US"/>
@@ -255,7 +237,7 @@
       </w:r>
       <w:r>
         <w:rPr>
-          <w:color w:val="C00000"/>
+          <w:color w:val="auto"/>
           <w:sz w:val="16"/>
           <w:szCs w:val="16"/>
         </w:rPr>
@@ -265,7 +247,7 @@
         <w:rPr>
           <w:i/>
           <w:iCs/>
-          <w:color w:val="C00000"/>
+          <w:color w:val="auto"/>
           <w:sz w:val="16"/>
           <w:szCs w:val="16"/>
         </w:rPr>
@@ -273,7 +255,7 @@
       </w:r>
       <w:r>
         <w:rPr>
-          <w:color w:val="C00000"/>
+          <w:color w:val="auto"/>
           <w:sz w:val="16"/>
           <w:szCs w:val="16"/>
         </w:rPr>
@@ -286,7 +268,7 @@
           <w:bCs/>
           <w:i/>
           <w:iCs/>
-          <w:color w:val="C00000"/>
+          <w:color w:val="auto"/>
           <w:sz w:val="16"/>
           <w:szCs w:val="16"/>
         </w:rPr>
@@ -299,7 +281,7 @@
           <w:bCs/>
           <w:i/>
           <w:iCs/>
-          <w:color w:val="C00000"/>
+          <w:color w:val="auto"/>
           <w:sz w:val="16"/>
           <w:szCs w:val="16"/>
         </w:rPr>
@@ -307,7 +289,7 @@
       </w:r>
       <w:r>
         <w:rPr>
-          <w:color w:val="C00000"/>
+          <w:color w:val="auto"/>
           <w:sz w:val="16"/>
           <w:szCs w:val="16"/>
         </w:rPr>
@@ -319,7 +301,7 @@
           <w:bCs/>
           <w:i/>
           <w:iCs/>
-          <w:color w:val="C00000"/>
+          <w:color w:val="auto"/>
           <w:sz w:val="16"/>
           <w:szCs w:val="16"/>
         </w:rPr>
@@ -332,7 +314,7 @@
           <w:bCs/>
           <w:i/>
           <w:iCs/>
-          <w:color w:val="C00000"/>
+          <w:color w:val="auto"/>
           <w:sz w:val="16"/>
           <w:szCs w:val="16"/>
         </w:rPr>
@@ -341,7 +323,7 @@
       <w:proofErr w:type="spellEnd"/>
       <w:r>
         <w:rPr>
-          <w:color w:val="C00000"/>
+          <w:color w:val="auto"/>
           <w:sz w:val="16"/>
           <w:szCs w:val="16"/>
         </w:rPr>
@@ -353,7 +335,7 @@
           <w:bCs/>
           <w:i/>
           <w:iCs/>
-          <w:color w:val="C00000"/>
+          <w:color w:val="auto"/>
           <w:sz w:val="16"/>
           <w:szCs w:val="16"/>
         </w:rPr>
@@ -361,7 +343,7 @@
       </w:r>
       <w:r>
         <w:rPr>
-          <w:color w:val="C00000"/>
+          <w:color w:val="auto"/>
           <w:sz w:val="16"/>
           <w:szCs w:val="16"/>
         </w:rPr>
@@ -370,7 +352,7 @@
       <w:proofErr w:type="spellStart"/>
       <w:r>
         <w:rPr>
-          <w:color w:val="C00000"/>
+          <w:color w:val="auto"/>
           <w:sz w:val="16"/>
           <w:szCs w:val="16"/>
         </w:rPr>
@@ -379,7 +361,7 @@
       <w:proofErr w:type="spellEnd"/>
       <w:r>
         <w:rPr>
-          <w:color w:val="C00000"/>
+          <w:color w:val="auto"/>
           <w:sz w:val="16"/>
           <w:szCs w:val="16"/>
         </w:rPr>
@@ -391,7 +373,7 @@
           <w:bCs/>
           <w:i/>
           <w:iCs/>
-          <w:color w:val="C00000"/>
+          <w:color w:val="auto"/>
           <w:sz w:val="16"/>
           <w:szCs w:val="16"/>
         </w:rPr>
@@ -399,7 +381,7 @@
       </w:r>
       <w:r>
         <w:rPr>
-          <w:color w:val="C00000"/>
+          <w:color w:val="auto"/>
           <w:sz w:val="16"/>
           <w:szCs w:val="16"/>
         </w:rPr>
@@ -408,7 +390,7 @@
       <w:proofErr w:type="spellStart"/>
       <w:r>
         <w:rPr>
-          <w:color w:val="C00000"/>
+          <w:color w:val="auto"/>
           <w:sz w:val="16"/>
           <w:szCs w:val="16"/>
         </w:rPr>
@@ -417,7 +399,7 @@
       <w:proofErr w:type="spellEnd"/>
       <w:r>
         <w:rPr>
-          <w:color w:val="C00000"/>
+          <w:color w:val="auto"/>
           <w:sz w:val="16"/>
           <w:szCs w:val="16"/>
         </w:rPr>
@@ -456,7 +438,7 @@
       <w:r>
         <w:fldChar w:fldCharType="separate"/>
       </w:r>
-      <w:hyperlink w:anchor="_Toc225060031" w:history="1">
+      <w:hyperlink w:anchor="_Toc244063209" w:history="1">
         <w:r>
           <w:rPr>
             <w:rStyle w:val="Hyperlink"/>
@@ -482,7 +464,7 @@
             <w:noProof/>
             <w:webHidden/>
           </w:rPr>
-          <w:instrText xml:space="preserve"> PAGEREF _Toc225060031 \h </w:instrText>
+          <w:instrText xml:space="preserve"> PAGEREF _Toc244063209 \h </w:instrText>
         </w:r>
         <w:r>
           <w:rPr>
@@ -530,7 +512,7 @@
           <w14:ligatures w14:val="standardContextual"/>
         </w:rPr>
       </w:pPr>
-      <w:hyperlink w:anchor="_Toc225060032" w:history="1">
+      <w:hyperlink w:anchor="_Toc244063210" w:history="1">
         <w:r>
           <w:rPr>
             <w:rStyle w:val="Hyperlink"/>
@@ -556,7 +538,7 @@
             <w:noProof/>
             <w:webHidden/>
           </w:rPr>
-          <w:instrText xml:space="preserve"> PAGEREF _Toc225060032 \h </w:instrText>
+          <w:instrText xml:space="preserve"> PAGEREF _Toc244063210 \h </w:instrText>
         </w:r>
         <w:r>
           <w:rPr>
@@ -604,7 +586,7 @@
           <w14:ligatures w14:val="standardContextual"/>
         </w:rPr>
       </w:pPr>
-      <w:hyperlink w:anchor="_Toc225060033" w:history="1">
+      <w:hyperlink w:anchor="_Toc244063211" w:history="1">
         <w:r>
           <w:rPr>
             <w:rStyle w:val="Hyperlink"/>
@@ -630,7 +612,7 @@
             <w:noProof/>
             <w:webHidden/>
           </w:rPr>
-          <w:instrText xml:space="preserve"> PAGEREF _Toc225060033 \h </w:instrText>
+          <w:instrText xml:space="preserve"> PAGEREF _Toc244063211 \h </w:instrText>
         </w:r>
         <w:r>
           <w:rPr>
@@ -678,7 +660,7 @@
           <w14:ligatures w14:val="standardContextual"/>
         </w:rPr>
       </w:pPr>
-      <w:hyperlink w:anchor="_Toc225060034" w:history="1">
+      <w:hyperlink w:anchor="_Toc244063212" w:history="1">
         <w:r>
           <w:rPr>
             <w:rStyle w:val="Hyperlink"/>
@@ -704,7 +686,7 @@
             <w:noProof/>
             <w:webHidden/>
           </w:rPr>
-          <w:instrText xml:space="preserve"> PAGEREF _Toc225060034 \h </w:instrText>
+          <w:instrText xml:space="preserve"> PAGEREF _Toc244063212 \h </w:instrText>
         </w:r>
         <w:r>
           <w:rPr>
@@ -752,12 +734,12 @@
           <w14:ligatures w14:val="standardContextual"/>
         </w:rPr>
       </w:pPr>
-      <w:hyperlink w:anchor="_Toc225060035" w:history="1">
+      <w:hyperlink w:anchor="_Toc244063213" w:history="1">
         <w:r>
           <w:rPr>
             <w:rStyle w:val="Hyperlink"/>
           </w:rPr>
-          <w:t>Referencias bibliográficas</w:t>
+          <w:t>Referencias bibliográficas generales</w:t>
         </w:r>
         <w:r>
           <w:rPr>
@@ -778,7 +760,7 @@
             <w:noProof/>
             <w:webHidden/>
           </w:rPr>
-          <w:instrText xml:space="preserve"> PAGEREF _Toc225060035 \h </w:instrText>
+          <w:instrText xml:space="preserve"> PAGEREF _Toc244063213 \h </w:instrText>
         </w:r>
         <w:r>
           <w:rPr>
@@ -814,12 +796,12 @@
         <w:fldChar w:fldCharType="end"/>
       </w:r>
     </w:p>
-    <w:p/>
     <w:p>
       <w:pPr>
         <w:pStyle w:val="Heading1"/>
       </w:pPr>
-      <w:bookmarkStart w:id="0" w:name="_Toc225060031"/>
+      <w:bookmarkStart w:id="0" w:name="_Toc244063195"/>
+      <w:bookmarkStart w:id="1" w:name="_Toc244063209"/>
       <w:r>
         <w:t>1. Actividad</w:t>
       </w:r>
@@ -833,25 +815,31 @@
         <w:t>…</w:t>
       </w:r>
       <w:bookmarkEnd w:id="0"/>
+      <w:bookmarkEnd w:id="1"/>
     </w:p>
     <w:p/>
     <w:p>
       <w:r>
-        <w:t>Texto de la actividad….</w:t>
+        <w:t>Texto de la actividad…</w:t>
       </w:r>
     </w:p>
     <w:p>
       <w:r>
-        <w:t>Capturas de pantalla….</w:t>
+        <w:t>Capturas de pantalla…</w:t>
+      </w:r>
+    </w:p>
+    <w:p>
+      <w:r>
+        <w:t>Referencias particulares…</w:t>
       </w:r>
     </w:p>
     <w:p/>
-    <w:p/>
     <w:p>
       <w:pPr>
         <w:pStyle w:val="Heading1"/>
       </w:pPr>
-      <w:bookmarkStart w:id="1" w:name="_Toc225060032"/>
+      <w:bookmarkStart w:id="2" w:name="_Toc244063196"/>
+      <w:bookmarkStart w:id="3" w:name="_Toc244063210"/>
       <w:r>
         <w:t>2. Actividad</w:t>
       </w:r>
@@ -864,7 +852,8 @@
       <w:r>
         <w:t>…</w:t>
       </w:r>
-      <w:bookmarkEnd w:id="1"/>
+      <w:bookmarkEnd w:id="2"/>
+      <w:bookmarkEnd w:id="3"/>
     </w:p>
     <w:p>
       <w:pPr>
@@ -873,12 +862,17 @@
     </w:p>
     <w:p>
       <w:r>
-        <w:t>Texto de la actividad….</w:t>
+        <w:t>Texto de la actividad…</w:t>
       </w:r>
     </w:p>
     <w:p>
       <w:r>
-        <w:t>Capturas de pantalla….</w:t>
+        <w:t>Capturas de pantalla…</w:t>
+      </w:r>
+    </w:p>
+    <w:p>
+      <w:r>
+        <w:t>Referencias particulares…</w:t>
       </w:r>
     </w:p>
     <w:p>
@@ -890,16 +884,10 @@
     </w:p>
     <w:p>
       <w:pPr>
-        <w:rPr>
-          <w:lang w:val="es-ES_tradnl"/>
-        </w:rPr>
-      </w:pPr>
-    </w:p>
-    <w:p>
-      <w:pPr>
         <w:pStyle w:val="Heading1"/>
       </w:pPr>
-      <w:bookmarkStart w:id="2" w:name="_Toc225060033"/>
+      <w:bookmarkStart w:id="4" w:name="_Toc244063197"/>
+      <w:bookmarkStart w:id="5" w:name="_Toc244063211"/>
       <w:r>
         <w:t>3. Actividad</w:t>
       </w:r>
@@ -912,32 +900,39 @@
       <w:r>
         <w:t>…</w:t>
       </w:r>
-      <w:bookmarkEnd w:id="2"/>
+      <w:bookmarkEnd w:id="4"/>
+      <w:bookmarkEnd w:id="5"/>
     </w:p>
     <w:p/>
     <w:p>
       <w:r>
-        <w:t>Texto de la actividad….</w:t>
+        <w:t>Texto de la actividad…</w:t>
       </w:r>
     </w:p>
     <w:p>
       <w:r>
-        <w:t>Capturas de pantalla….</w:t>
+        <w:t>Capturas de pantalla…</w:t>
+      </w:r>
+    </w:p>
+    <w:p>
+      <w:r>
+        <w:t>Referencias particulares…</w:t>
       </w:r>
     </w:p>
     <w:p/>
-    <w:p/>
     <w:p>
       <w:pPr>
         <w:pStyle w:val="Heading1"/>
       </w:pPr>
-      <w:bookmarkStart w:id="3" w:name="_Toc205620316"/>
-      <w:bookmarkStart w:id="4" w:name="_Toc225060034"/>
+      <w:bookmarkStart w:id="6" w:name="_Toc205620316"/>
+      <w:bookmarkStart w:id="7" w:name="_Toc244063198"/>
+      <w:bookmarkStart w:id="8" w:name="_Toc244063212"/>
       <w:r>
         <w:t>Listado de anexos</w:t>
       </w:r>
-      <w:bookmarkEnd w:id="3"/>
-      <w:bookmarkEnd w:id="4"/>
+      <w:bookmarkEnd w:id="6"/>
+      <w:bookmarkEnd w:id="7"/>
+      <w:bookmarkEnd w:id="8"/>
     </w:p>
     <w:p/>
     <w:tbl>
@@ -1012,18 +1007,22 @@
       </w:tr>
     </w:tbl>
     <w:p/>
-    <w:p/>
     <w:p>
       <w:pPr>
         <w:pStyle w:val="Heading1"/>
       </w:pPr>
-      <w:bookmarkStart w:id="5" w:name="_Toc205620317"/>
-      <w:bookmarkStart w:id="6" w:name="_Toc225060035"/>
+      <w:bookmarkStart w:id="9" w:name="_Toc205620317"/>
+      <w:bookmarkStart w:id="10" w:name="_Toc244063199"/>
+      <w:bookmarkStart w:id="11" w:name="_Toc244063213"/>
       <w:r>
         <w:t>Referencias bibliográficas</w:t>
       </w:r>
-      <w:bookmarkEnd w:id="5"/>
-      <w:bookmarkEnd w:id="6"/>
+      <w:bookmarkEnd w:id="9"/>
+      <w:r>
+        <w:t xml:space="preserve"> generales</w:t>
+      </w:r>
+      <w:bookmarkEnd w:id="10"/>
+      <w:bookmarkEnd w:id="11"/>
     </w:p>
     <w:p>
       <w:pPr>
@@ -1068,6 +1067,8 @@
         <w:t>Referencia 2</w:t>
       </w:r>
     </w:p>
+    <w:p/>
+    <w:p/>
     <w:sectPr>
       <w:headerReference w:type="default" r:id="rId9"/>
       <w:footerReference w:type="even" r:id="rId10"/>
@@ -1460,8 +1461,8 @@
           <w:tcW w:w="995" w:type="pct"/>
           <w:vAlign w:val="center"/>
         </w:tcPr>
-        <w:bookmarkStart w:id="7" w:name="_Hlk534720586"/>
-        <w:bookmarkStart w:id="8" w:name="_Hlk534720587"/>
+        <w:bookmarkStart w:id="12" w:name="_Hlk534720586"/>
+        <w:bookmarkStart w:id="13" w:name="_Hlk534720587"/>
         <w:p>
           <w:pPr>
             <w:jc w:val="left"/>
@@ -1502,6 +1503,13 @@
               <w:lang w:val="es-CO"/>
             </w:rPr>
             <w:instrText>"</w:instrText>
+          </w:r>
+          <w:r>
+            <w:rPr>
+              <w:sz w:val="12"/>
+              <w:szCs w:val="12"/>
+              <w:lang w:val="es-CO"/>
+            </w:rPr>
           </w:r>
           <w:r>
             <w:rPr>
@@ -1642,8 +1650,8 @@
       </w:tc>
     </w:tr>
   </w:tbl>
-  <w:bookmarkEnd w:id="7"/>
-  <w:bookmarkEnd w:id="8"/>
+  <w:bookmarkEnd w:id="12"/>
+  <w:bookmarkEnd w:id="13"/>
   <w:p>
     <w:pPr>
       <w:pStyle w:val="Header"/>
@@ -3544,11 +3552,8 @@
     <w:next w:val="Normal"/>
     <w:link w:val="Heading1Char"/>
     <w:qFormat/>
-    <w:rsid w:val="00B70196"/>
+    <w:rsid w:val="0083350E"/>
     <w:pPr>
-      <w:pBdr>
-        <w:bottom w:val="single" w:sz="4" w:space="1" w:color="auto"/>
-      </w:pBdr>
       <w:jc w:val="left"/>
       <w:outlineLvl w:val="0"/>
     </w:pPr>
@@ -3635,6 +3640,7 @@
   <w:style w:type="character" w:default="1" w:styleId="DefaultParagraphFont">
     <w:name w:val="Default Paragraph Font"/>
     <w:uiPriority w:val="1"/>
+    <w:semiHidden/>
     <w:unhideWhenUsed/>
   </w:style>
   <w:style w:type="table" w:default="1" w:styleId="TableNormal">
@@ -4103,7 +4109,7 @@
     <w:name w:val="Heading 1 Char"/>
     <w:basedOn w:val="DefaultParagraphFont"/>
     <w:link w:val="Heading1"/>
-    <w:rsid w:val="00B70196"/>
+    <w:rsid w:val="0083350E"/>
     <w:rPr>
       <w:rFonts w:ascii="Segoe UI Light" w:hAnsi="Segoe UI Light" w:cs="Arial"/>
       <w:color w:val="000000" w:themeColor="text1"/>
